--- a/Geschichte_8/Absolutismus_Wiederholung/Loesung_Lueckentext_Fuenf_Saeulen.docx
+++ b/Geschichte_8/Absolutismus_Wiederholung/Loesung_Lueckentext_Fuenf_Saeulen.docx
@@ -639,7 +639,7 @@
           <w:sz w:val="21"/>
           <w:szCs w:val="21"/>
         </w:rPr>
-        <w:t xml:space="preserve">Söldner (Ludwig verzichtete auf Söldner), Generalstände (unter Ludwig XIV. nicht einberufen).</w:t>
+        <w:t xml:space="preserve">Söldner (Ludwig verzichtete auf Söldner), Parlament (im Absolutismus kann niemand den König stoppen).</w:t>
       </w:r>
     </w:p>
     <w:sectPr>

--- a/Geschichte_8/Absolutismus_Wiederholung/Loesung_Lueckentext_Fuenf_Saeulen.docx
+++ b/Geschichte_8/Absolutismus_Wiederholung/Loesung_Lueckentext_Fuenf_Saeulen.docx
@@ -615,31 +615,6 @@
           <w:szCs w:val="21"/>
         </w:rPr>
         <w:t xml:space="preserve">Es gibt keine einzig richtige Antwort. Erwartet wird eine Begründung, die zur gewählten Säule passt (z. B. Heer: Es setzt die Macht notfalls mit Gewalt durch; Wirtschaft: ohne Geld kann der König Heer und Beamte nicht bezahlen).</w:t>
-      </w:r>
-    </w:p>
-    <w:p>
-      <w:pPr>
-        <w:spacing w:after="0" w:before="0"/>
-      </w:pPr>
-      <w:r>
-        <w:rPr>
-          <w:rFonts w:ascii="Calibri" w:cs="Calibri" w:eastAsia="Calibri" w:hAnsi="Calibri"/>
-          <w:b/>
-          <w:bCs/>
-          <w:color w:val="5B6B8C"/>
-          <w:sz w:val="21"/>
-          <w:szCs w:val="21"/>
-        </w:rPr>
-        <w:t xml:space="preserve">Nicht passende Wörter: </w:t>
-      </w:r>
-      <w:r>
-        <w:rPr>
-          <w:rFonts w:ascii="Calibri" w:cs="Calibri" w:eastAsia="Calibri" w:hAnsi="Calibri"/>
-          <w:color w:val="5B6B8C"/>
-          <w:sz w:val="21"/>
-          <w:szCs w:val="21"/>
-        </w:rPr>
-        <w:t xml:space="preserve">Söldner (Ludwig verzichtete auf Söldner), Parlament (im Absolutismus kann niemand den König stoppen).</w:t>
       </w:r>
     </w:p>
     <w:sectPr>
